--- a/00WorkHstr/00Basic_Setup_Package/Hstr_Ver_Up_SidewayDCA_Bot.docx
+++ b/00WorkHstr/00Basic_Setup_Package/Hstr_Ver_Up_SidewayDCA_Bot.docx
@@ -5492,6 +5492,11 @@
           <w:sz w:val="21"/>
         </w:rPr>
         <w:t xml:space="preserve">SidewayDCA_Stg7_engine.py SHA256 = dfdfac4394cd780939d4b368d3ccabfbfab8d599ff1236b11f7f0d80f0823086. → §9 노란박스 이 값으로 충족(음영·막대 제거 가능). 단 파라미터 파일(YAML/JSON)은 공란 유지.</w:t>
+      </w:r>
+    </w:p>
+    <w:p>
+      <w:r>
+        <w:t>[2026-06-12 oi_zscore_24h 계보] 라이브 표준 = REPAIRED 계보(z 전체 1봉 지연·min_periods 720·±10클립, Stg13 oi_zscore_adapter.py — Merged_Data.csv 전수 0불일치). 원본 v2 수식 사용 금지. 상세: D:\ML\LINEAGE_WARNING_oi_zscore.txt</w:t>
       </w:r>
     </w:p>
     <w:sectPr>
